--- a/HCM_KS25_CNTT7_PhamNgocQuynhNhu_05.docx
+++ b/HCM_KS25_CNTT7_PhamNgocQuynhNhu_05.docx
@@ -306,6 +306,46 @@
         <w:t>6.6. Hiển thị trạng thái “Đang chuẩn bị” ra cho người dùng thấy</w:t>
       </w:r>
     </w:p>
+    <w:p/>
+    <w:p>
+      <w:r>
+        <w:drawing>
+          <wp:inline distT="0" distB="0" distL="0" distR="0" wp14:anchorId="66E501C2" wp14:editId="7A8154DA">
+            <wp:extent cx="2377646" cy="5212532"/>
+            <wp:effectExtent l="0" t="0" r="3810" b="7620"/>
+            <wp:docPr id="1" name="Picture 1"/>
+            <wp:cNvGraphicFramePr>
+              <a:graphicFrameLocks xmlns:a="http://schemas.openxmlformats.org/drawingml/2006/main" noChangeAspect="1"/>
+            </wp:cNvGraphicFramePr>
+            <a:graphic xmlns:a="http://schemas.openxmlformats.org/drawingml/2006/main">
+              <a:graphicData uri="http://schemas.openxmlformats.org/drawingml/2006/picture">
+                <pic:pic xmlns:pic="http://schemas.openxmlformats.org/drawingml/2006/picture">
+                  <pic:nvPicPr>
+                    <pic:cNvPr id="1" name=""/>
+                    <pic:cNvPicPr/>
+                  </pic:nvPicPr>
+                  <pic:blipFill>
+                    <a:blip r:embed="rId4"/>
+                    <a:stretch>
+                      <a:fillRect/>
+                    </a:stretch>
+                  </pic:blipFill>
+                  <pic:spPr>
+                    <a:xfrm>
+                      <a:off x="0" y="0"/>
+                      <a:ext cx="2377646" cy="5212532"/>
+                    </a:xfrm>
+                    <a:prstGeom prst="rect">
+                      <a:avLst/>
+                    </a:prstGeom>
+                  </pic:spPr>
+                </pic:pic>
+              </a:graphicData>
+            </a:graphic>
+          </wp:inline>
+        </w:drawing>
+      </w:r>
+    </w:p>
     <w:p>
       <w:r>
         <w:t>Thiết kế ERD</w:t>
@@ -495,6 +535,7 @@
           </w:tcPr>
           <w:p>
             <w:r>
+              <w:lastRenderedPageBreak/>
               <w:t>1</w:t>
             </w:r>
           </w:p>
@@ -634,6 +675,14 @@
       </w:tr>
     </w:tbl>
     <w:p/>
+    <w:p>
+      <w:r>
+        <w:t xml:space="preserve">CTA chính – lý do: </w:t>
+      </w:r>
+      <w:r>
+        <w:t>nút “xem thực đơn” – vì đây là hệ thống đặt món ăn nên ngay sau khi nhập đầy đủ thông tin thì sẽ ấn để lựa món</w:t>
+      </w:r>
+    </w:p>
     <w:p>
       <w:pPr>
         <w:rPr>
@@ -714,17 +763,19 @@
             <w:r>
               <w:t>Tác động trực tiếp đến giác quan của người dùng</w:t>
             </w:r>
-          </w:p>
-        </w:tc>
-      </w:tr>
-      <w:tr>
-        <w:tc>
-          <w:tcPr>
-            <w:tcW w:w="4531" w:type="dxa"/>
-          </w:tcPr>
-          <w:p>
-            <w:r>
-              <w:lastRenderedPageBreak/>
+            <w:r>
+              <w:t>, trình bày dễ nhìn thì người dùng dễ hiểu</w:t>
+            </w:r>
+          </w:p>
+        </w:tc>
+      </w:tr>
+      <w:tr>
+        <w:tc>
+          <w:tcPr>
+            <w:tcW w:w="4531" w:type="dxa"/>
+          </w:tcPr>
+          <w:p>
+            <w:r>
               <w:t>Validation</w:t>
             </w:r>
           </w:p>
